--- a/downloads/teacher/05 Materials/Unit 07/Handouts/Handout 07.12 - Portfolio Checklist and Year Reflection.docx
+++ b/downloads/teacher/05 Materials/Unit 07/Handouts/Handout 07.12 - Portfolio Checklist and Year Reflection.docx
@@ -2629,311 +2629,6 @@
       <w:r>
         <w:t xml:space="preserve">is scored complete, partial, or missing and is recorded with the project in the Labs and projects category.</w:t>
       </w:r>
-      <w:r>
-        <w:t xml:space="preserve"> </w:t>
-      </w:r>
-      <w:r>
-        <w:t xml:space="preserve">-</w:t>
-      </w:r>
-      <w:r>
-        <w:t xml:space="preserve"> </w:t>
-      </w:r>
-      <w:r>
-        <w:rPr>
-          <w:b/>
-        </w:rPr>
-        <w:t xml:space="preserve">Complete:</w:t>
-      </w:r>
-      <w:r>
-        <w:t xml:space="preserve"> </w:t>
-      </w:r>
-      <w:r>
-        <w:t xml:space="preserve">twelve items present and twelve proof lines written, plus the six rubric scores copied.</w:t>
-      </w:r>
-      <w:r>
-        <w:t xml:space="preserve"> </w:t>
-      </w:r>
-      <w:r>
-        <w:t xml:space="preserve">-</w:t>
-      </w:r>
-      <w:r>
-        <w:t xml:space="preserve"> </w:t>
-      </w:r>
-      <w:r>
-        <w:rPr>
-          <w:b/>
-        </w:rPr>
-        <w:t xml:space="preserve">Partial:</w:t>
-      </w:r>
-      <w:r>
-        <w:t xml:space="preserve"> </w:t>
-      </w:r>
-      <w:r>
-        <w:t xml:space="preserve">eight to eleven items, or proof lines that narrate the activity instead of naming a skill.</w:t>
-      </w:r>
-      <w:r>
-        <w:t xml:space="preserve"> </w:t>
-      </w:r>
-      <w:r>
-        <w:t xml:space="preserve">-</w:t>
-      </w:r>
-      <w:r>
-        <w:t xml:space="preserve"> </w:t>
-      </w:r>
-      <w:r>
-        <w:rPr>
-          <w:b/>
-        </w:rPr>
-        <w:t xml:space="preserve">Missing:</w:t>
-      </w:r>
-      <w:r>
-        <w:t xml:space="preserve"> </w:t>
-      </w:r>
-      <w:r>
-        <w:t xml:space="preserve">fewer than eight items.</w:t>
-      </w:r>
-    </w:p>
-    <w:p>
-      <w:pPr>
-        <w:pStyle w:val="BodyText"/>
-      </w:pPr>
-      <w:r>
-        <w:rPr>
-          <w:b/>
-        </w:rPr>
-        <w:t xml:space="preserve">The reflection</w:t>
-      </w:r>
-      <w:r>
-        <w:t xml:space="preserve"> </w:t>
-      </w:r>
-      <w:r>
-        <w:t xml:space="preserve">is scored complete on four answers with evidence from the folder.</w:t>
-      </w:r>
-      <w:r>
-        <w:t xml:space="preserve"> </w:t>
-      </w:r>
-      <w:r>
-        <w:rPr>
-          <w:b/>
-        </w:rPr>
-        <w:t xml:space="preserve">It is not graded for writing quality, spelling, or language.</w:t>
-      </w:r>
-      <w:r>
-        <w:t xml:space="preserve"> </w:t>
-      </w:r>
-      <w:r>
-        <w:t xml:space="preserve">Under the course grading plan the reflection, together with</w:t>
-      </w:r>
-      <w:r>
-        <w:t xml:space="preserve"> </w:t>
-      </w:r>
-      <w:r>
-        <w:rPr>
-          <w:rStyle w:val="VerbatimChar"/>
-        </w:rPr>
-        <w:t xml:space="preserve">Rubric 07</w:t>
-      </w:r>
-      <w:r>
-        <w:t xml:space="preserve">, is the final for the course, which is why it needs nine protected silent minutes and why there is no unit test.</w:t>
-      </w:r>
-    </w:p>
-    <w:p>
-      <w:pPr>
-        <w:pStyle w:val="BodyText"/>
-      </w:pPr>
-      <w:r>
-        <w:rPr>
-          <w:b/>
-        </w:rPr>
-        <w:t xml:space="preserve">The one thing to read for:</w:t>
-      </w:r>
-      <w:r>
-        <w:t xml:space="preserve"> </w:t>
-      </w:r>
-      <w:r>
-        <w:t xml:space="preserve">answer 4. A</w:t>
-      </w:r>
-      <w:r>
-        <w:t xml:space="preserve"> </w:t>
-      </w:r>
-      <w:r>
-        <w:t xml:space="preserve">“</w:t>
-      </w:r>
-      <w:r>
-        <w:t xml:space="preserve">got it</w:t>
-      </w:r>
-      <w:r>
-        <w:t xml:space="preserve">”</w:t>
-      </w:r>
-      <w:r>
-        <w:t xml:space="preserve"> </w:t>
-      </w:r>
-      <w:r>
-        <w:t xml:space="preserve">answer names a month, a week, or a situation (</w:t>
-      </w:r>
-      <w:r>
-        <w:t xml:space="preserve">“</w:t>
-      </w:r>
-      <w:r>
-        <w:t xml:space="preserve">in July when I ask about the summer job at the deli I will use the three-part answer</w:t>
-      </w:r>
-      <w:r>
-        <w:t xml:space="preserve">”</w:t>
-      </w:r>
-      <w:r>
-        <w:t xml:space="preserve">). A</w:t>
-      </w:r>
-      <w:r>
-        <w:t xml:space="preserve"> </w:t>
-      </w:r>
-      <w:r>
-        <w:t xml:space="preserve">“</w:t>
-      </w:r>
-      <w:r>
-        <w:t xml:space="preserve">needs more</w:t>
-      </w:r>
-      <w:r>
-        <w:t xml:space="preserve">”</w:t>
-      </w:r>
-      <w:r>
-        <w:t xml:space="preserve"> </w:t>
-      </w:r>
-      <w:r>
-        <w:t xml:space="preserve">answer says</w:t>
-      </w:r>
-      <w:r>
-        <w:t xml:space="preserve"> </w:t>
-      </w:r>
-      <w:r>
-        <w:t xml:space="preserve">“</w:t>
-      </w:r>
-      <w:r>
-        <w:t xml:space="preserve">in the future.</w:t>
-      </w:r>
-      <w:r>
-        <w:t xml:space="preserve">”</w:t>
-      </w:r>
-      <w:r>
-        <w:t xml:space="preserve"> </w:t>
-      </w:r>
-      <w:r>
-        <w:t xml:space="preserve">One question fixes it:</w:t>
-      </w:r>
-      <w:r>
-        <w:t xml:space="preserve"> </w:t>
-      </w:r>
-      <w:r>
-        <w:rPr>
-          <w:b/>
-        </w:rPr>
-        <w:t xml:space="preserve">“</w:t>
-      </w:r>
-      <w:r>
-        <w:rPr>
-          <w:b/>
-        </w:rPr>
-        <w:t xml:space="preserve">When? Give me a month.</w:t>
-      </w:r>
-      <w:r>
-        <w:rPr>
-          <w:b/>
-        </w:rPr>
-        <w:t xml:space="preserve">”</w:t>
-      </w:r>
-    </w:p>
-    <w:p>
-      <w:pPr>
-        <w:pStyle w:val="Heading3"/>
-      </w:pPr>
-      <w:bookmarkStart w:id="39" w:name="protect-step-3"/>
-      <w:r>
-        <w:t xml:space="preserve">Protect Step 3</w:t>
-      </w:r>
-      <w:bookmarkEnd w:id="39"/>
-    </w:p>
-    <w:p>
-      <w:pPr>
-        <w:pStyle w:val="FirstParagraph"/>
-      </w:pPr>
-      <w:r>
-        <w:t xml:space="preserve">Nine silent minutes.</w:t>
-      </w:r>
-      <w:r>
-        <w:t xml:space="preserve"> </w:t>
-      </w:r>
-      <w:r>
-        <w:rPr>
-          <w:b/>
-        </w:rPr>
-        <w:t xml:space="preserve">Write your own reflection at the front where students can see you doing it, and do not circulate for the first four minutes.</w:t>
-      </w:r>
-      <w:r>
-        <w:t xml:space="preserve"> </w:t>
-      </w:r>
-      <w:r>
-        <w:t xml:space="preserve">The room goes quiet because you did.</w:t>
-      </w:r>
-    </w:p>
-    <w:p>
-      <w:pPr>
-        <w:pStyle w:val="Heading3"/>
-      </w:pPr>
-      <w:bookmarkStart w:id="40" w:name="the-closing-round-1"/>
-      <w:r>
-        <w:t xml:space="preserve">The closing round</w:t>
-      </w:r>
-      <w:bookmarkEnd w:id="40"/>
-    </w:p>
-    <w:p>
-      <w:pPr>
-        <w:pStyle w:val="FirstParagraph"/>
-      </w:pPr>
-      <w:r>
-        <w:t xml:space="preserve">One rule and it is the one that matters:</w:t>
-      </w:r>
-      <w:r>
-        <w:t xml:space="preserve"> </w:t>
-      </w:r>
-      <w:r>
-        <w:rPr>
-          <w:b/>
-        </w:rPr>
-        <w:t xml:space="preserve">nobody comments, including the teacher.</w:t>
-      </w:r>
-      <w:r>
-        <w:t xml:space="preserve"> </w:t>
-      </w:r>
-      <w:r>
-        <w:t xml:space="preserve">Not</w:t>
-      </w:r>
-      <w:r>
-        <w:t xml:space="preserve"> </w:t>
-      </w:r>
-      <w:r>
-        <w:t xml:space="preserve">“</w:t>
-      </w:r>
-      <w:r>
-        <w:t xml:space="preserve">that’s great,</w:t>
-      </w:r>
-      <w:r>
-        <w:t xml:space="preserve">”</w:t>
-      </w:r>
-      <w:r>
-        <w:t xml:space="preserve"> </w:t>
-      </w:r>
-      <w:r>
-        <w:t xml:space="preserve">not a nod, nothing. Twenty-seven sentences with no commentary is a serious thing and students can feel it. The moment you praise one, the rest start performing. Pass is allowed with no explanation and no required return. The teacher goes last, not first.</w:t>
-      </w:r>
-    </w:p>
-    <w:p>
-      <w:pPr>
-        <w:pStyle w:val="Heading3"/>
-      </w:pPr>
-      <w:bookmarkStart w:id="41" w:name="what-to-do-with-the-portfolios"/>
-      <w:r>
-        <w:t xml:space="preserve">What to do with the portfolios</w:t>
-      </w:r>
-      <w:bookmarkEnd w:id="41"/>
     </w:p>
     <w:p>
       <w:pPr>
@@ -2947,13 +2642,13 @@
         <w:rPr>
           <w:b/>
         </w:rPr>
-        <w:t xml:space="preserve">The folder goes home with the student.</w:t>
-      </w:r>
-      <w:r>
-        <w:t xml:space="preserve"> </w:t>
-      </w:r>
-      <w:r>
-        <w:t xml:space="preserve">Say it four times during the period. Students assume everything gets collected, and the fact that this one does not is the point of it.</w:t>
+        <w:t xml:space="preserve">Complete:</w:t>
+      </w:r>
+      <w:r>
+        <w:t xml:space="preserve"> </w:t>
+      </w:r>
+      <w:r>
+        <w:t xml:space="preserve">twelve items present and twelve proof lines written, plus the six rubric scores copied.</w:t>
       </w:r>
     </w:p>
     <w:p>
@@ -2968,22 +2663,13 @@
         <w:rPr>
           <w:b/>
         </w:rPr>
-        <w:t xml:space="preserve">Photograph three pages per student before it leaves:</w:t>
-      </w:r>
-      <w:r>
-        <w:t xml:space="preserve"> </w:t>
-      </w:r>
-      <w:r>
-        <w:t xml:space="preserve">the resume, the year reflection, and this checklist with the twelve proof lines. Four minutes a class with a phone against a wall, done during Step 3 while students are writing.</w:t>
-      </w:r>
-      <w:r>
-        <w:t xml:space="preserve"> </w:t>
-      </w:r>
-      <w:r>
-        <w:rPr>
-          <w:rStyle w:val="TeacherNote"/>
-        </w:rPr>
-        <w:t xml:space="preserve">[Sal: name where these live, on your own drive and not the school’s, so you keep them when you move.]</w:t>
+        <w:t xml:space="preserve">Partial:</w:t>
+      </w:r>
+      <w:r>
+        <w:t xml:space="preserve"> </w:t>
+      </w:r>
+      <w:r>
+        <w:t xml:space="preserve">eight to eleven items, or proof lines that narrate the activity instead of naming a skill.</w:t>
       </w:r>
     </w:p>
     <w:p>
@@ -2998,13 +2684,45 @@
         <w:rPr>
           <w:b/>
         </w:rPr>
-        <w:t xml:space="preserve">Nothing with a student’s name goes on the website, ever.</w:t>
-      </w:r>
-      <w:r>
-        <w:t xml:space="preserve"> </w:t>
-      </w:r>
-      <w:r>
-        <w:t xml:space="preserve">The site shows the templates, this checklist, and the rubric. The resume shown on the site is the fictional worked example from</w:t>
+        <w:t xml:space="preserve">Missing:</w:t>
+      </w:r>
+      <w:r>
+        <w:t xml:space="preserve"> </w:t>
+      </w:r>
+      <w:r>
+        <w:t xml:space="preserve">fewer than eight items.</w:t>
+      </w:r>
+    </w:p>
+    <w:p>
+      <w:pPr>
+        <w:pStyle w:val="FirstParagraph"/>
+      </w:pPr>
+      <w:r>
+        <w:rPr>
+          <w:b/>
+        </w:rPr>
+        <w:t xml:space="preserve">The reflection</w:t>
+      </w:r>
+      <w:r>
+        <w:t xml:space="preserve"> </w:t>
+      </w:r>
+      <w:r>
+        <w:t xml:space="preserve">is scored complete on four answers with evidence from the folder.</w:t>
+      </w:r>
+      <w:r>
+        <w:t xml:space="preserve"> </w:t>
+      </w:r>
+      <w:r>
+        <w:rPr>
+          <w:b/>
+        </w:rPr>
+        <w:t xml:space="preserve">It is not graded for writing quality, spelling, or language.</w:t>
+      </w:r>
+      <w:r>
+        <w:t xml:space="preserve"> </w:t>
+      </w:r>
+      <w:r>
+        <w:t xml:space="preserve">Under the course grading plan the reflection, together with</w:t>
       </w:r>
       <w:r>
         <w:t xml:space="preserve"> </w:t>
@@ -3013,17 +2731,215 @@
         <w:rPr>
           <w:rStyle w:val="VerbatimChar"/>
         </w:rPr>
-        <w:t xml:space="preserve">Handout 07.02</w:t>
-      </w:r>
-      <w:r>
-        <w:t xml:space="preserve">.</w:t>
-      </w:r>
+        <w:t xml:space="preserve">Rubric 07</w:t>
+      </w:r>
+      <w:r>
+        <w:t xml:space="preserve">, is the final for the course, which is why it needs nine protected silent minutes and why there is no unit test.</w:t>
+      </w:r>
+    </w:p>
+    <w:p>
+      <w:pPr>
+        <w:pStyle w:val="BodyText"/>
+      </w:pPr>
+      <w:r>
+        <w:rPr>
+          <w:b/>
+        </w:rPr>
+        <w:t xml:space="preserve">The one thing to read for:</w:t>
+      </w:r>
+      <w:r>
+        <w:t xml:space="preserve"> </w:t>
+      </w:r>
+      <w:r>
+        <w:t xml:space="preserve">answer 4. A</w:t>
+      </w:r>
+      <w:r>
+        <w:t xml:space="preserve"> </w:t>
+      </w:r>
+      <w:r>
+        <w:t xml:space="preserve">“</w:t>
+      </w:r>
+      <w:r>
+        <w:t xml:space="preserve">got it</w:t>
+      </w:r>
+      <w:r>
+        <w:t xml:space="preserve">”</w:t>
+      </w:r>
+      <w:r>
+        <w:t xml:space="preserve"> </w:t>
+      </w:r>
+      <w:r>
+        <w:t xml:space="preserve">answer names a month, a week, or a situation (</w:t>
+      </w:r>
+      <w:r>
+        <w:t xml:space="preserve">“</w:t>
+      </w:r>
+      <w:r>
+        <w:t xml:space="preserve">in July when I ask about the summer job at the deli I will use the three-part answer</w:t>
+      </w:r>
+      <w:r>
+        <w:t xml:space="preserve">”</w:t>
+      </w:r>
+      <w:r>
+        <w:t xml:space="preserve">). A</w:t>
+      </w:r>
+      <w:r>
+        <w:t xml:space="preserve"> </w:t>
+      </w:r>
+      <w:r>
+        <w:t xml:space="preserve">“</w:t>
+      </w:r>
+      <w:r>
+        <w:t xml:space="preserve">needs more</w:t>
+      </w:r>
+      <w:r>
+        <w:t xml:space="preserve">”</w:t>
+      </w:r>
+      <w:r>
+        <w:t xml:space="preserve"> </w:t>
+      </w:r>
+      <w:r>
+        <w:t xml:space="preserve">answer says</w:t>
+      </w:r>
+      <w:r>
+        <w:t xml:space="preserve"> </w:t>
+      </w:r>
+      <w:r>
+        <w:t xml:space="preserve">“</w:t>
+      </w:r>
+      <w:r>
+        <w:t xml:space="preserve">in the future.</w:t>
+      </w:r>
+      <w:r>
+        <w:t xml:space="preserve">”</w:t>
+      </w:r>
+      <w:r>
+        <w:t xml:space="preserve"> </w:t>
+      </w:r>
+      <w:r>
+        <w:t xml:space="preserve">One question fixes it:</w:t>
+      </w:r>
+      <w:r>
+        <w:t xml:space="preserve"> </w:t>
+      </w:r>
+      <w:r>
+        <w:rPr>
+          <w:b/>
+        </w:rPr>
+        <w:t xml:space="preserve">“</w:t>
+      </w:r>
+      <w:r>
+        <w:rPr>
+          <w:b/>
+        </w:rPr>
+        <w:t xml:space="preserve">When? Give me a month.</w:t>
+      </w:r>
+      <w:r>
+        <w:rPr>
+          <w:b/>
+        </w:rPr>
+        <w:t xml:space="preserve">”</w:t>
+      </w:r>
+    </w:p>
+    <w:p>
+      <w:pPr>
+        <w:pStyle w:val="Heading3"/>
+      </w:pPr>
+      <w:bookmarkStart w:id="39" w:name="protect-step-3"/>
+      <w:r>
+        <w:t xml:space="preserve">Protect Step 3</w:t>
+      </w:r>
+      <w:bookmarkEnd w:id="39"/>
+    </w:p>
+    <w:p>
+      <w:pPr>
+        <w:pStyle w:val="FirstParagraph"/>
+      </w:pPr>
+      <w:r>
+        <w:t xml:space="preserve">Nine silent minutes.</w:t>
+      </w:r>
+      <w:r>
+        <w:t xml:space="preserve"> </w:t>
+      </w:r>
+      <w:r>
+        <w:rPr>
+          <w:b/>
+        </w:rPr>
+        <w:t xml:space="preserve">Write your own reflection at the front where students can see you doing it, and do not circulate for the first four minutes.</w:t>
+      </w:r>
+      <w:r>
+        <w:t xml:space="preserve"> </w:t>
+      </w:r>
+      <w:r>
+        <w:t xml:space="preserve">The room goes quiet because you did.</w:t>
+      </w:r>
+    </w:p>
+    <w:p>
+      <w:pPr>
+        <w:pStyle w:val="Heading3"/>
+      </w:pPr>
+      <w:bookmarkStart w:id="40" w:name="the-closing-round-1"/>
+      <w:r>
+        <w:t xml:space="preserve">The closing round</w:t>
+      </w:r>
+      <w:bookmarkEnd w:id="40"/>
+    </w:p>
+    <w:p>
+      <w:pPr>
+        <w:pStyle w:val="FirstParagraph"/>
+      </w:pPr>
+      <w:r>
+        <w:t xml:space="preserve">One rule and it is the one that matters:</w:t>
+      </w:r>
+      <w:r>
+        <w:t xml:space="preserve"> </w:t>
+      </w:r>
+      <w:r>
+        <w:rPr>
+          <w:b/>
+        </w:rPr>
+        <w:t xml:space="preserve">nobody comments, including the teacher.</w:t>
+      </w:r>
+      <w:r>
+        <w:t xml:space="preserve"> </w:t>
+      </w:r>
+      <w:r>
+        <w:t xml:space="preserve">Not</w:t>
+      </w:r>
+      <w:r>
+        <w:t xml:space="preserve"> </w:t>
+      </w:r>
+      <w:r>
+        <w:t xml:space="preserve">“</w:t>
+      </w:r>
+      <w:r>
+        <w:t xml:space="preserve">that’s great,</w:t>
+      </w:r>
+      <w:r>
+        <w:t xml:space="preserve">”</w:t>
+      </w:r>
+      <w:r>
+        <w:t xml:space="preserve"> </w:t>
+      </w:r>
+      <w:r>
+        <w:t xml:space="preserve">not a nod, nothing. Twenty-seven sentences with no commentary is a serious thing and students can feel it. The moment you praise one, the rest start performing. Pass is allowed with no explanation and no required return. The teacher goes last, not first.</w:t>
+      </w:r>
+    </w:p>
+    <w:p>
+      <w:pPr>
+        <w:pStyle w:val="Heading3"/>
+      </w:pPr>
+      <w:bookmarkStart w:id="41" w:name="what-to-do-with-the-portfolios"/>
+      <w:r>
+        <w:t xml:space="preserve">What to do with the portfolios</w:t>
+      </w:r>
+      <w:bookmarkEnd w:id="41"/>
     </w:p>
     <w:p>
       <w:pPr>
         <w:numPr>
           <w:ilvl w:val="0"/>
-          <w:numId w:val="1001"/>
+          <w:numId w:val="1002"/>
         </w:numPr>
         <w:pStyle w:val="Compact"/>
       </w:pPr>
@@ -3031,20 +2947,20 @@
         <w:rPr>
           <w:b/>
         </w:rPr>
-        <w:t xml:space="preserve">Type the answer-5 sentences over the summer,</w:t>
-      </w:r>
-      <w:r>
-        <w:t xml:space="preserve"> </w:t>
-      </w:r>
-      <w:r>
-        <w:t xml:space="preserve">with permission and no names, and post them in September. Twenty anonymous sentences from last year’s class, read by a sixth grader on the first day, are worth more than any syllabus.</w:t>
+        <w:t xml:space="preserve">The folder goes home with the student.</w:t>
+      </w:r>
+      <w:r>
+        <w:t xml:space="preserve"> </w:t>
+      </w:r>
+      <w:r>
+        <w:t xml:space="preserve">Say it four times during the period. Students assume everything gets collected, and the fact that this one does not is the point of it.</w:t>
       </w:r>
     </w:p>
     <w:p>
       <w:pPr>
         <w:numPr>
           <w:ilvl w:val="0"/>
-          <w:numId w:val="1001"/>
+          <w:numId w:val="1002"/>
         </w:numPr>
         <w:pStyle w:val="Compact"/>
       </w:pPr>
@@ -3052,20 +2968,104 @@
         <w:rPr>
           <w:b/>
         </w:rPr>
-        <w:t xml:space="preserve">Read five reflections at random in August before planning next year.</w:t>
-      </w:r>
-      <w:r>
-        <w:t xml:space="preserve"> </w:t>
-      </w:r>
-      <w:r>
-        <w:t xml:space="preserve">Answer 2, the hardest thing, is the best free curriculum feedback you will get and it will tell you which lesson to rebuild.</w:t>
+        <w:t xml:space="preserve">Photograph three pages per student before it leaves:</w:t>
+      </w:r>
+      <w:r>
+        <w:t xml:space="preserve"> </w:t>
+      </w:r>
+      <w:r>
+        <w:t xml:space="preserve">the resume, the year reflection, and this checklist with the twelve proof lines. Four minutes a class with a phone against a wall, done during Step 3 while students are writing.</w:t>
+      </w:r>
+      <w:r>
+        <w:t xml:space="preserve"> </w:t>
+      </w:r>
+      <w:r>
+        <w:rPr>
+          <w:rStyle w:val="TeacherNote"/>
+        </w:rPr>
+        <w:t xml:space="preserve">[Sal: name where these live, on your own drive and not the school’s, so you keep them when you move.]</w:t>
       </w:r>
     </w:p>
     <w:p>
       <w:pPr>
         <w:numPr>
           <w:ilvl w:val="0"/>
-          <w:numId w:val="1001"/>
+          <w:numId w:val="1002"/>
+        </w:numPr>
+        <w:pStyle w:val="Compact"/>
+      </w:pPr>
+      <w:r>
+        <w:rPr>
+          <w:b/>
+        </w:rPr>
+        <w:t xml:space="preserve">Nothing with a student’s name goes on the website, ever.</w:t>
+      </w:r>
+      <w:r>
+        <w:t xml:space="preserve"> </w:t>
+      </w:r>
+      <w:r>
+        <w:t xml:space="preserve">The site shows the templates, this checklist, and the rubric. The resume shown on the site is the fictional worked example from</w:t>
+      </w:r>
+      <w:r>
+        <w:t xml:space="preserve"> </w:t>
+      </w:r>
+      <w:r>
+        <w:rPr>
+          <w:rStyle w:val="VerbatimChar"/>
+        </w:rPr>
+        <w:t xml:space="preserve">Handout 07.02</w:t>
+      </w:r>
+      <w:r>
+        <w:t xml:space="preserve">.</w:t>
+      </w:r>
+    </w:p>
+    <w:p>
+      <w:pPr>
+        <w:numPr>
+          <w:ilvl w:val="0"/>
+          <w:numId w:val="1002"/>
+        </w:numPr>
+        <w:pStyle w:val="Compact"/>
+      </w:pPr>
+      <w:r>
+        <w:rPr>
+          <w:b/>
+        </w:rPr>
+        <w:t xml:space="preserve">Type the answer-5 sentences over the summer,</w:t>
+      </w:r>
+      <w:r>
+        <w:t xml:space="preserve"> </w:t>
+      </w:r>
+      <w:r>
+        <w:t xml:space="preserve">with permission and no names, and post them in September. Twenty anonymous sentences from last year’s class, read by a sixth grader on the first day, are worth more than any syllabus.</w:t>
+      </w:r>
+    </w:p>
+    <w:p>
+      <w:pPr>
+        <w:numPr>
+          <w:ilvl w:val="0"/>
+          <w:numId w:val="1002"/>
+        </w:numPr>
+        <w:pStyle w:val="Compact"/>
+      </w:pPr>
+      <w:r>
+        <w:rPr>
+          <w:b/>
+        </w:rPr>
+        <w:t xml:space="preserve">Read five reflections at random in August before planning next year.</w:t>
+      </w:r>
+      <w:r>
+        <w:t xml:space="preserve"> </w:t>
+      </w:r>
+      <w:r>
+        <w:t xml:space="preserve">Answer 2, the hardest thing, is the best free curriculum feedback you will get and it will tell you which lesson to rebuild.</w:t>
+      </w:r>
+    </w:p>
+    <w:p>
+      <w:pPr>
+        <w:numPr>
+          <w:ilvl w:val="0"/>
+          <w:numId w:val="1002"/>
         </w:numPr>
         <w:pStyle w:val="Compact"/>
       </w:pPr>
@@ -3416,6 +3416,9 @@
     <w:abstractNumId w:val="990"/>
   </w:num>
   <w:num w:numId="1001">
+    <w:abstractNumId w:val="991"/>
+  </w:num>
+  <w:num w:numId="1002">
     <w:abstractNumId w:val="991"/>
   </w:num>
 </w:numbering>

--- a/downloads/teacher/05 Materials/Unit 07/Handouts/Handout 07.12 - Portfolio Checklist and Year Reflection.docx
+++ b/downloads/teacher/05 Materials/Unit 07/Handouts/Handout 07.12 - Portfolio Checklist and Year Reflection.docx
@@ -1534,9 +1534,9 @@
       <w:pPr>
         <w:pStyle w:val="Heading2"/>
       </w:pPr>
-      <w:bookmarkStart w:id="33" w:name="X1bcee182666625cd74449c631cec8dd5d032d49"/>
-      <w:r>
-        <w:t xml:space="preserve">Sentence starters, four languages [check with a native speaker]</w:t>
+      <w:bookmarkStart w:id="33" w:name="sentence-starters-four-languages"/>
+      <w:r>
+        <w:t xml:space="preserve">Sentence starters, four languages</w:t>
       </w:r>
       <w:bookmarkEnd w:id="33"/>
     </w:p>
@@ -2975,15 +2975,6 @@
       </w:r>
       <w:r>
         <w:t xml:space="preserve">the resume, the year reflection, and this checklist with the twelve proof lines. Four minutes a class with a phone against a wall, done during Step 3 while students are writing.</w:t>
-      </w:r>
-      <w:r>
-        <w:t xml:space="preserve"> </w:t>
-      </w:r>
-      <w:r>
-        <w:rPr>
-          <w:rStyle w:val="TeacherNote"/>
-        </w:rPr>
-        <w:t xml:space="preserve">[Sal: name where these live, on your own drive and not the school’s, so you keep them when you move.]</w:t>
       </w:r>
     </w:p>
     <w:p>
